--- a/g3-leadership/Identifying_and_Apprenticing_Potential_Leaders.docx
+++ b/g3-leadership/Identifying_and_Apprenticing_Potential_Leaders.docx
@@ -34,10 +34,7 @@
         <w:pStyle w:val="Heading2"/>
       </w:pPr>
       <w:r>
-        <w:t>Six</w:t>
-      </w:r>
-      <w:r>
-        <w:t xml:space="preserve"> steps to raising up leaders</w:t>
+        <w:t>Six steps to raising up leaders</w:t>
       </w:r>
     </w:p>
     <w:p>
@@ -67,26 +64,7 @@
     <w:p>
       <w:pPr>
         <w:pStyle w:val="ListParagraph"/>
-        <w:numPr>
-          <w:ilvl w:val="0"/>
-          <w:numId w:val="2"/>
-        </w:numPr>
-      </w:pPr>
-      <w:r>
-        <w:rPr>
-          <w:b/>
-        </w:rPr>
-        <w:t>Look for potential, not readiness.</w:t>
-      </w:r>
-      <w:r>
-        <w:t xml:space="preserve"> If we only wait for ready-made leaders, we will always be short. Look for willing people and ask: what could this person become in</w:t>
-      </w:r>
-      <w:r>
-        <w:t xml:space="preserve"> 6</w:t>
-      </w:r>
-      <w:r>
-        <w:t xml:space="preserve"> months if I invested in them?</w:t>
-      </w:r>
+      </w:pPr>
     </w:p>
     <w:p>
       <w:pPr>
@@ -100,34 +78,16 @@
         <w:rPr>
           <w:b/>
         </w:rPr>
-        <w:t>Have an ICNU ("I see in you") conversation.</w:t>
-      </w:r>
-      <w:r>
-        <w:t xml:space="preserve"> The right words at the right moment can change someone's direction (Proverbs 25:11). Name the specific strengths you see, and tell them why you are taking the time</w:t>
-      </w:r>
-      <w:r>
-        <w:t>.</w:t>
-      </w:r>
-    </w:p>
-    <w:p>
-      <w:pPr>
-        <w:pStyle w:val="ListParagraph"/>
-        <w:numPr>
-          <w:ilvl w:val="0"/>
-          <w:numId w:val="2"/>
-        </w:numPr>
-      </w:pPr>
-      <w:r>
-        <w:rPr>
-          <w:b/>
-        </w:rPr>
-        <w:t>Validate their calling.</w:t>
-      </w:r>
-      <w:r>
-        <w:t xml:space="preserve"> Seeing potential does not always mean God is calling them to lead right now. </w:t>
-      </w:r>
-      <w:r>
-        <w:t>Validate their calling and God’s timing.</w:t>
+        <w:t>Look for potential, not readiness.</w:t>
+      </w:r>
+      <w:r>
+        <w:t xml:space="preserve"> If we only wait for ready-made leaders, we will always be short. Look for willing people and ask: what could this person become in</w:t>
+      </w:r>
+      <w:r>
+        <w:t xml:space="preserve"> 6</w:t>
+      </w:r>
+      <w:r>
+        <w:t xml:space="preserve"> months if I invested in them?</w:t>
       </w:r>
     </w:p>
     <w:p>
@@ -294,6 +254,7 @@
         </w:tc>
       </w:tr>
     </w:tbl>
+    <w:p/>
     <w:p>
       <w:r>
         <w:t xml:space="preserve">Someone who is teachable, has integrity and shows passion is worth investing in. That is leadership </w:t>
@@ -307,6 +268,57 @@
       <w:r>
         <w:t>, not just filling a slot.</w:t>
       </w:r>
+    </w:p>
+    <w:p>
+      <w:pPr>
+        <w:pStyle w:val="ListParagraph"/>
+        <w:numPr>
+          <w:ilvl w:val="0"/>
+          <w:numId w:val="2"/>
+        </w:numPr>
+      </w:pPr>
+      <w:r>
+        <w:rPr>
+          <w:b/>
+        </w:rPr>
+        <w:t>Have an ICNU ("I see in you") conversation.</w:t>
+      </w:r>
+      <w:r>
+        <w:t xml:space="preserve"> The right words at the right moment can change someone's direction (Proverbs 25:11). Name the specific strengths you see, and tell them why you are taking the time.</w:t>
+      </w:r>
+    </w:p>
+    <w:p>
+      <w:pPr>
+        <w:pStyle w:val="ListParagraph"/>
+      </w:pPr>
+    </w:p>
+    <w:p>
+      <w:pPr>
+        <w:pStyle w:val="ListParagraph"/>
+        <w:numPr>
+          <w:ilvl w:val="0"/>
+          <w:numId w:val="2"/>
+        </w:numPr>
+      </w:pPr>
+      <w:r>
+        <w:rPr>
+          <w:b/>
+        </w:rPr>
+        <w:t>Validate their calling.</w:t>
+      </w:r>
+      <w:r>
+        <w:t xml:space="preserve"> Seeing potential does not always mean God is calling them to lead right now. Validate their calling and God’s timing.</w:t>
+      </w:r>
+    </w:p>
+    <w:p>
+      <w:pPr>
+        <w:pStyle w:val="ListParagraph"/>
+      </w:pPr>
+    </w:p>
+    <w:p>
+      <w:pPr>
+        <w:pStyle w:val="ListParagraph"/>
+      </w:pPr>
     </w:p>
     <w:p>
       <w:pPr>
@@ -327,11 +339,28 @@
         </w:rPr>
         <w:t>Give them a task</w:t>
       </w:r>
+      <w:r>
+        <w:rPr>
+          <w:b/>
+          <w:bCs/>
+        </w:rPr>
+        <w:t xml:space="preserve">.  </w:t>
+      </w:r>
+      <w:r>
+        <w:t>After introducing them to training materials and discipleship growth conversations, give them a shared task to do alongside you.  Then, let them do it but with you close by for support.  Give feedback and debrief after tasks</w:t>
+      </w:r>
+      <w:r>
+        <w:t>.</w:t>
+      </w:r>
     </w:p>
     <w:p>
-      <w:r>
-        <w:t>After introducing them to training materials and discipleship growth conversations, give them a shared task to do alongside you.  Then, let them do it but with you close by for support.  Give feedback and debrief after tasks.</w:t>
-      </w:r>
+      <w:pPr>
+        <w:pStyle w:val="ListParagraph"/>
+        <w:rPr>
+          <w:b/>
+          <w:bCs/>
+        </w:rPr>
+      </w:pPr>
     </w:p>
     <w:p>
       <w:pPr>
@@ -352,15 +381,20 @@
         </w:rPr>
         <w:t>Letting them lead</w:t>
       </w:r>
-    </w:p>
-    <w:p>
+      <w:r>
+        <w:rPr>
+          <w:b/>
+          <w:bCs/>
+        </w:rPr>
+        <w:t xml:space="preserve">.  </w:t>
+      </w:r>
       <w:r>
         <w:t xml:space="preserve">No new leader is ever 100 percent ready. Aim to get them about 81 percent there; the rest comes only from actually doing the job. </w:t>
       </w:r>
     </w:p>
     <w:sectPr>
       <w:pgSz w:w="12240" w:h="15840"/>
-      <w:pgMar w:top="1440" w:right="1440" w:bottom="1440" w:left="1440" w:header="720" w:footer="720" w:gutter="0"/>
+      <w:pgMar w:top="1008" w:right="1008" w:bottom="1008" w:left="1008" w:header="720" w:footer="720" w:gutter="0"/>
       <w:cols w:space="720"/>
     </w:sectPr>
   </w:body>
@@ -372,8 +406,8 @@
   <w:abstractNum w:abstractNumId="0" w15:restartNumberingAfterBreak="0">
     <w:nsid w:val="0E83792C"/>
     <w:multiLevelType w:val="hybridMultilevel"/>
-    <w:tmpl w:val="CE3EBADE"/>
-    <w:lvl w:ilvl="0" w:tplc="52702C76">
+    <w:tmpl w:val="D656271C"/>
+    <w:lvl w:ilvl="0" w:tplc="E81C07F0">
       <w:start w:val="1"/>
       <w:numFmt w:val="decimal"/>
       <w:lvlText w:val="%1."/>
@@ -381,6 +415,11 @@
       <w:pPr>
         <w:ind w:left="720" w:hanging="360"/>
       </w:pPr>
+      <w:rPr>
+        <w:rFonts w:hint="default"/>
+        <w:b/>
+        <w:i w:val="0"/>
+      </w:rPr>
     </w:lvl>
     <w:lvl w:ilvl="1" w:tplc="10561376">
       <w:start w:val="1"/>
@@ -456,6 +495,95 @@
     </w:lvl>
   </w:abstractNum>
   <w:abstractNum w:abstractNumId="1" w15:restartNumberingAfterBreak="0">
+    <w:nsid w:val="1E8A43E2"/>
+    <w:multiLevelType w:val="hybridMultilevel"/>
+    <w:tmpl w:val="ED98A844"/>
+    <w:lvl w:ilvl="0" w:tplc="8CA06B90">
+      <w:start w:val="1"/>
+      <w:numFmt w:val="decimal"/>
+      <w:lvlText w:val="%1."/>
+      <w:lvlJc w:val="left"/>
+      <w:pPr>
+        <w:ind w:left="720" w:hanging="360"/>
+      </w:pPr>
+      <w:rPr>
+        <w:rFonts w:hint="default"/>
+      </w:rPr>
+    </w:lvl>
+    <w:lvl w:ilvl="1" w:tplc="FFFFFFFF">
+      <w:start w:val="1"/>
+      <w:numFmt w:val="lowerLetter"/>
+      <w:lvlText w:val="%2."/>
+      <w:lvlJc w:val="left"/>
+      <w:pPr>
+        <w:ind w:left="1440" w:hanging="360"/>
+      </w:pPr>
+    </w:lvl>
+    <w:lvl w:ilvl="2" w:tplc="FFFFFFFF">
+      <w:start w:val="1"/>
+      <w:numFmt w:val="lowerRoman"/>
+      <w:lvlText w:val="%3."/>
+      <w:lvlJc w:val="left"/>
+      <w:pPr>
+        <w:ind w:left="2160" w:hanging="360"/>
+      </w:pPr>
+    </w:lvl>
+    <w:lvl w:ilvl="3" w:tplc="FFFFFFFF">
+      <w:start w:val="1"/>
+      <w:numFmt w:val="decimal"/>
+      <w:lvlText w:val="%4."/>
+      <w:lvlJc w:val="left"/>
+      <w:pPr>
+        <w:ind w:left="2880" w:hanging="360"/>
+      </w:pPr>
+    </w:lvl>
+    <w:lvl w:ilvl="4" w:tplc="FFFFFFFF">
+      <w:start w:val="1"/>
+      <w:numFmt w:val="lowerLetter"/>
+      <w:lvlText w:val="%5."/>
+      <w:lvlJc w:val="left"/>
+      <w:pPr>
+        <w:ind w:left="3600" w:hanging="360"/>
+      </w:pPr>
+    </w:lvl>
+    <w:lvl w:ilvl="5" w:tplc="FFFFFFFF">
+      <w:start w:val="1"/>
+      <w:numFmt w:val="lowerRoman"/>
+      <w:lvlText w:val="%6."/>
+      <w:lvlJc w:val="left"/>
+      <w:pPr>
+        <w:ind w:left="4320" w:hanging="360"/>
+      </w:pPr>
+    </w:lvl>
+    <w:lvl w:ilvl="6" w:tplc="FFFFFFFF">
+      <w:start w:val="1"/>
+      <w:numFmt w:val="decimal"/>
+      <w:lvlText w:val="%7."/>
+      <w:lvlJc w:val="left"/>
+      <w:pPr>
+        <w:ind w:left="5040" w:hanging="360"/>
+      </w:pPr>
+    </w:lvl>
+    <w:lvl w:ilvl="7" w:tplc="FFFFFFFF">
+      <w:start w:val="1"/>
+      <w:numFmt w:val="lowerLetter"/>
+      <w:lvlText w:val="%8."/>
+      <w:lvlJc w:val="left"/>
+      <w:pPr>
+        <w:ind w:left="5760" w:hanging="360"/>
+      </w:pPr>
+    </w:lvl>
+    <w:lvl w:ilvl="8" w:tplc="FFFFFFFF">
+      <w:start w:val="1"/>
+      <w:numFmt w:val="lowerRoman"/>
+      <w:lvlText w:val="%9."/>
+      <w:lvlJc w:val="left"/>
+      <w:pPr>
+        <w:ind w:left="6480" w:hanging="360"/>
+      </w:pPr>
+    </w:lvl>
+  </w:abstractNum>
+  <w:abstractNum w:abstractNumId="2" w15:restartNumberingAfterBreak="0">
     <w:nsid w:val="6CA0100B"/>
     <w:multiLevelType w:val="hybridMultilevel"/>
     <w:tmpl w:val="51AA731C"/>
@@ -542,19 +670,22 @@
     </w:lvl>
   </w:abstractNum>
   <w:num w:numId="1" w16cid:durableId="830373317">
-    <w:abstractNumId w:val="1"/>
+    <w:abstractNumId w:val="2"/>
   </w:num>
   <w:num w:numId="2" w16cid:durableId="1026373240">
     <w:abstractNumId w:val="0"/>
-    <w:lvlOverride w:ilvl="0">
-      <w:startOverride w:val="1"/>
-    </w:lvlOverride>
   </w:num>
   <w:num w:numId="3" w16cid:durableId="1040669800">
     <w:abstractNumId w:val="0"/>
     <w:lvlOverride w:ilvl="0">
       <w:startOverride w:val="1"/>
     </w:lvlOverride>
+  </w:num>
+  <w:num w:numId="4" w16cid:durableId="1338850864">
+    <w:abstractNumId w:val="0"/>
+  </w:num>
+  <w:num w:numId="5" w16cid:durableId="2090729990">
+    <w:abstractNumId w:val="1"/>
   </w:num>
 </w:numbering>
 </file>
